--- a/Training Tasks/006CQ6744-Day20.docx
+++ b/Training Tasks/006CQ6744-Day20.docx
@@ -1977,6 +1977,9 @@
     </w:p>
     <w:p>
       <w:r>
+        <w:rPr>
+          <w:noProof/>
+        </w:rPr>
         <w:lastRenderedPageBreak/>
         <w:drawing>
           <wp:inline distT="0" distB="0" distL="0" distR="0" wp14:anchorId="1105788C" wp14:editId="6974573F">
@@ -10016,6 +10019,9 @@
         </w:rPr>
       </w:pPr>
       <w:r>
+        <w:rPr>
+          <w:noProof/>
+        </w:rPr>
         <w:drawing>
           <wp:inline distT="0" distB="0" distL="0" distR="0" wp14:anchorId="44774078" wp14:editId="43FF04E9">
             <wp:extent cx="5731510" cy="3249930"/>
@@ -10059,6 +10065,9 @@
         <w:t xml:space="preserve"> </w:t>
       </w:r>
       <w:r>
+        <w:rPr>
+          <w:noProof/>
+        </w:rPr>
         <w:drawing>
           <wp:inline distT="0" distB="0" distL="0" distR="0" wp14:anchorId="1DE646B1" wp14:editId="69A2B04C">
             <wp:extent cx="5731510" cy="2204720"/>
@@ -12074,6 +12083,942 @@
       </w:r>
     </w:p>
     <w:p/>
+    <w:p/>
+    <w:p>
+      <w:r>
+        <w:t>Task 14:</w:t>
+      </w:r>
+    </w:p>
+    <w:p>
+      <w:r>
+        <w:t>What is Node JS for?</w:t>
+      </w:r>
+    </w:p>
+    <w:p>
+      <w:r>
+        <w:rPr>
+          <w:b/>
+          <w:bCs/>
+        </w:rPr>
+        <w:t>Node.js</w:t>
+      </w:r>
+      <w:r>
+        <w:t xml:space="preserve"> is a </w:t>
+      </w:r>
+      <w:r>
+        <w:rPr>
+          <w:b/>
+          <w:bCs/>
+        </w:rPr>
+        <w:t>JavaScript runtime environment</w:t>
+      </w:r>
+      <w:r>
+        <w:t xml:space="preserve"> that allows us to run JavaScript </w:t>
+      </w:r>
+      <w:r>
+        <w:rPr>
+          <w:b/>
+          <w:bCs/>
+        </w:rPr>
+        <w:t>outside the browser</w:t>
+      </w:r>
+      <w:r>
+        <w:t xml:space="preserve">, mainly on the </w:t>
+      </w:r>
+      <w:r>
+        <w:rPr>
+          <w:b/>
+          <w:bCs/>
+        </w:rPr>
+        <w:t>server side</w:t>
+      </w:r>
+      <w:r>
+        <w:t>.</w:t>
+      </w:r>
+    </w:p>
+    <w:p>
+      <w:r>
+        <w:t xml:space="preserve">Normally, JavaScript runs inside browsers like Chrome. Node.js allows JavaScript to run on a computer/server using the </w:t>
+      </w:r>
+      <w:r>
+        <w:rPr>
+          <w:b/>
+          <w:bCs/>
+        </w:rPr>
+        <w:t>V8 JavaScript engine</w:t>
+      </w:r>
+      <w:r>
+        <w:t>.</w:t>
+      </w:r>
+    </w:p>
+    <w:p>
+      <w:pPr>
+        <w:rPr>
+          <w:b/>
+          <w:bCs/>
+        </w:rPr>
+      </w:pPr>
+      <w:r>
+        <w:rPr>
+          <w:b/>
+          <w:bCs/>
+        </w:rPr>
+        <w:t>What is Node.js used for?</w:t>
+      </w:r>
+    </w:p>
+    <w:p>
+      <w:pPr>
+        <w:numPr>
+          <w:ilvl w:val="0"/>
+          <w:numId w:val="2"/>
+        </w:numPr>
+      </w:pPr>
+      <w:r>
+        <w:rPr>
+          <w:b/>
+          <w:bCs/>
+        </w:rPr>
+        <w:t>Backend development</w:t>
+      </w:r>
+      <w:r>
+        <w:t xml:space="preserve"> </w:t>
+      </w:r>
+    </w:p>
+    <w:p>
+      <w:pPr>
+        <w:numPr>
+          <w:ilvl w:val="1"/>
+          <w:numId w:val="2"/>
+        </w:numPr>
+      </w:pPr>
+      <w:r>
+        <w:t xml:space="preserve">Create server-side applications and REST APIs. </w:t>
+      </w:r>
+    </w:p>
+    <w:p>
+      <w:pPr>
+        <w:numPr>
+          <w:ilvl w:val="1"/>
+          <w:numId w:val="2"/>
+        </w:numPr>
+      </w:pPr>
+      <w:r>
+        <w:t xml:space="preserve">Example: Login API, Account API, Transaction API. </w:t>
+      </w:r>
+    </w:p>
+    <w:p>
+      <w:pPr>
+        <w:numPr>
+          <w:ilvl w:val="0"/>
+          <w:numId w:val="2"/>
+        </w:numPr>
+      </w:pPr>
+      <w:r>
+        <w:rPr>
+          <w:b/>
+          <w:bCs/>
+        </w:rPr>
+        <w:t>Building REST APIs</w:t>
+      </w:r>
+      <w:r>
+        <w:t xml:space="preserve"> </w:t>
+      </w:r>
+    </w:p>
+    <w:p>
+      <w:pPr>
+        <w:numPr>
+          <w:ilvl w:val="1"/>
+          <w:numId w:val="2"/>
+        </w:numPr>
+      </w:pPr>
+      <w:r>
+        <w:t xml:space="preserve">Node.js is commonly used with frameworks like </w:t>
+      </w:r>
+      <w:r>
+        <w:rPr>
+          <w:b/>
+          <w:bCs/>
+        </w:rPr>
+        <w:t>Express.js</w:t>
+      </w:r>
+      <w:r>
+        <w:t xml:space="preserve"> to create APIs. </w:t>
+      </w:r>
+    </w:p>
+    <w:p>
+      <w:pPr>
+        <w:numPr>
+          <w:ilvl w:val="0"/>
+          <w:numId w:val="2"/>
+        </w:numPr>
+      </w:pPr>
+      <w:r>
+        <w:rPr>
+          <w:b/>
+          <w:bCs/>
+        </w:rPr>
+        <w:t>Database communication</w:t>
+      </w:r>
+      <w:r>
+        <w:t xml:space="preserve"> </w:t>
+      </w:r>
+    </w:p>
+    <w:p>
+      <w:pPr>
+        <w:numPr>
+          <w:ilvl w:val="1"/>
+          <w:numId w:val="2"/>
+        </w:numPr>
+      </w:pPr>
+      <w:r>
+        <w:t xml:space="preserve">Can connect to databases such as MongoDB, MySQL, PostgreSQL, etc. </w:t>
+      </w:r>
+    </w:p>
+    <w:p>
+      <w:pPr>
+        <w:numPr>
+          <w:ilvl w:val="0"/>
+          <w:numId w:val="2"/>
+        </w:numPr>
+      </w:pPr>
+      <w:r>
+        <w:rPr>
+          <w:b/>
+          <w:bCs/>
+        </w:rPr>
+        <w:lastRenderedPageBreak/>
+        <w:t>Real-time applications</w:t>
+      </w:r>
+      <w:r>
+        <w:t xml:space="preserve"> </w:t>
+      </w:r>
+    </w:p>
+    <w:p>
+      <w:pPr>
+        <w:numPr>
+          <w:ilvl w:val="1"/>
+          <w:numId w:val="2"/>
+        </w:numPr>
+      </w:pPr>
+      <w:r>
+        <w:t xml:space="preserve">Useful for chat applications, live notifications, multiplayer applications, etc. </w:t>
+      </w:r>
+    </w:p>
+    <w:p>
+      <w:pPr>
+        <w:numPr>
+          <w:ilvl w:val="1"/>
+          <w:numId w:val="2"/>
+        </w:numPr>
+      </w:pPr>
+      <w:r>
+        <w:t xml:space="preserve">Technologies such as </w:t>
+      </w:r>
+      <w:proofErr w:type="spellStart"/>
+      <w:r>
+        <w:t>WebSockets</w:t>
+      </w:r>
+      <w:proofErr w:type="spellEnd"/>
+      <w:r>
+        <w:t xml:space="preserve"> are commonly used. </w:t>
+      </w:r>
+    </w:p>
+    <w:p>
+      <w:pPr>
+        <w:numPr>
+          <w:ilvl w:val="0"/>
+          <w:numId w:val="2"/>
+        </w:numPr>
+      </w:pPr>
+      <w:r>
+        <w:rPr>
+          <w:b/>
+          <w:bCs/>
+        </w:rPr>
+        <w:t>Development tools</w:t>
+      </w:r>
+      <w:r>
+        <w:t xml:space="preserve"> </w:t>
+      </w:r>
+    </w:p>
+    <w:p>
+      <w:pPr>
+        <w:numPr>
+          <w:ilvl w:val="1"/>
+          <w:numId w:val="2"/>
+        </w:numPr>
+      </w:pPr>
+      <w:r>
+        <w:t xml:space="preserve">Node.js provides </w:t>
+      </w:r>
+      <w:proofErr w:type="spellStart"/>
+      <w:r>
+        <w:rPr>
+          <w:b/>
+          <w:bCs/>
+        </w:rPr>
+        <w:t>npm</w:t>
+      </w:r>
+      <w:proofErr w:type="spellEnd"/>
+      <w:r>
+        <w:rPr>
+          <w:b/>
+          <w:bCs/>
+        </w:rPr>
+        <w:t xml:space="preserve"> (Node Package Manager)</w:t>
+      </w:r>
+      <w:r>
+        <w:t>, which is used to install JavaScript/TypeScript packages.</w:t>
+      </w:r>
+    </w:p>
+    <w:p/>
+    <w:p/>
+    <w:p>
+      <w:r>
+        <w:t>Task 15:</w:t>
+      </w:r>
+    </w:p>
+    <w:p>
+      <w:r>
+        <w:t xml:space="preserve">Why use Node </w:t>
+      </w:r>
+      <w:proofErr w:type="spellStart"/>
+      <w:r>
+        <w:t>Js</w:t>
+      </w:r>
+      <w:proofErr w:type="spellEnd"/>
+      <w:r>
+        <w:t>?</w:t>
+      </w:r>
+    </w:p>
+    <w:p>
+      <w:r>
+        <w:t xml:space="preserve">Node.js is used because it allows us to build </w:t>
+      </w:r>
+      <w:r>
+        <w:rPr>
+          <w:b/>
+          <w:bCs/>
+        </w:rPr>
+        <w:t>fast, scalable, and efficient server-side applications using JavaScript</w:t>
+      </w:r>
+      <w:r>
+        <w:t>.</w:t>
+      </w:r>
+    </w:p>
+    <w:p>
+      <w:pPr>
+        <w:rPr>
+          <w:b/>
+          <w:bCs/>
+        </w:rPr>
+      </w:pPr>
+      <w:r>
+        <w:rPr>
+          <w:b/>
+          <w:bCs/>
+        </w:rPr>
+        <w:t>Main reasons to use Node.js</w:t>
+      </w:r>
+    </w:p>
+    <w:p>
+      <w:pPr>
+        <w:numPr>
+          <w:ilvl w:val="0"/>
+          <w:numId w:val="3"/>
+        </w:numPr>
+      </w:pPr>
+      <w:r>
+        <w:rPr>
+          <w:b/>
+          <w:bCs/>
+        </w:rPr>
+        <w:t>JavaScript on the backend</w:t>
+      </w:r>
+      <w:r>
+        <w:t xml:space="preserve"> </w:t>
+      </w:r>
+    </w:p>
+    <w:p>
+      <w:pPr>
+        <w:numPr>
+          <w:ilvl w:val="1"/>
+          <w:numId w:val="3"/>
+        </w:numPr>
+      </w:pPr>
+      <w:r>
+        <w:t xml:space="preserve">We can use JavaScript for both frontend and backend. </w:t>
+      </w:r>
+    </w:p>
+    <w:p>
+      <w:pPr>
+        <w:numPr>
+          <w:ilvl w:val="1"/>
+          <w:numId w:val="3"/>
+        </w:numPr>
+      </w:pPr>
+      <w:r>
+        <w:t xml:space="preserve">Example: React/Angular + Node.js. </w:t>
+      </w:r>
+    </w:p>
+    <w:p>
+      <w:pPr>
+        <w:numPr>
+          <w:ilvl w:val="0"/>
+          <w:numId w:val="3"/>
+        </w:numPr>
+      </w:pPr>
+      <w:r>
+        <w:rPr>
+          <w:b/>
+          <w:bCs/>
+        </w:rPr>
+        <w:t>Fast execution</w:t>
+      </w:r>
+      <w:r>
+        <w:t xml:space="preserve"> </w:t>
+      </w:r>
+    </w:p>
+    <w:p>
+      <w:pPr>
+        <w:numPr>
+          <w:ilvl w:val="1"/>
+          <w:numId w:val="3"/>
+        </w:numPr>
+      </w:pPr>
+      <w:r>
+        <w:t xml:space="preserve">Node.js uses Google's </w:t>
+      </w:r>
+      <w:r>
+        <w:rPr>
+          <w:b/>
+          <w:bCs/>
+        </w:rPr>
+        <w:t>V8 JavaScript engine</w:t>
+      </w:r>
+      <w:r>
+        <w:t xml:space="preserve">, which executes JavaScript quickly. </w:t>
+      </w:r>
+    </w:p>
+    <w:p>
+      <w:pPr>
+        <w:numPr>
+          <w:ilvl w:val="0"/>
+          <w:numId w:val="3"/>
+        </w:numPr>
+      </w:pPr>
+      <w:r>
+        <w:rPr>
+          <w:b/>
+          <w:bCs/>
+        </w:rPr>
+        <w:t>Non-blocking and asynchronous</w:t>
+      </w:r>
+      <w:r>
+        <w:t xml:space="preserve"> </w:t>
+      </w:r>
+    </w:p>
+    <w:p>
+      <w:pPr>
+        <w:numPr>
+          <w:ilvl w:val="1"/>
+          <w:numId w:val="3"/>
+        </w:numPr>
+      </w:pPr>
+      <w:r>
+        <w:t xml:space="preserve">Node.js can handle multiple requests without waiting for each operation to finish. </w:t>
+      </w:r>
+    </w:p>
+    <w:p>
+      <w:pPr>
+        <w:numPr>
+          <w:ilvl w:val="1"/>
+          <w:numId w:val="3"/>
+        </w:numPr>
+      </w:pPr>
+      <w:r>
+        <w:t xml:space="preserve">This makes it suitable for applications that perform many I/O operations. </w:t>
+      </w:r>
+    </w:p>
+    <w:p>
+      <w:pPr>
+        <w:numPr>
+          <w:ilvl w:val="0"/>
+          <w:numId w:val="3"/>
+        </w:numPr>
+      </w:pPr>
+      <w:r>
+        <w:rPr>
+          <w:b/>
+          <w:bCs/>
+        </w:rPr>
+        <w:t>Good for APIs</w:t>
+      </w:r>
+      <w:r>
+        <w:t xml:space="preserve"> </w:t>
+      </w:r>
+    </w:p>
+    <w:p>
+      <w:pPr>
+        <w:numPr>
+          <w:ilvl w:val="1"/>
+          <w:numId w:val="3"/>
+        </w:numPr>
+      </w:pPr>
+      <w:r>
+        <w:t xml:space="preserve">Node.js is commonly used to create </w:t>
+      </w:r>
+      <w:r>
+        <w:rPr>
+          <w:b/>
+          <w:bCs/>
+        </w:rPr>
+        <w:t>REST APIs</w:t>
+      </w:r>
+      <w:r>
+        <w:t xml:space="preserve"> that frontend applications can consume. </w:t>
+      </w:r>
+    </w:p>
+    <w:p>
+      <w:pPr>
+        <w:numPr>
+          <w:ilvl w:val="0"/>
+          <w:numId w:val="3"/>
+        </w:numPr>
+      </w:pPr>
+      <w:r>
+        <w:rPr>
+          <w:b/>
+          <w:bCs/>
+        </w:rPr>
+        <w:t>Scalable</w:t>
+      </w:r>
+      <w:r>
+        <w:t xml:space="preserve"> </w:t>
+      </w:r>
+    </w:p>
+    <w:p>
+      <w:pPr>
+        <w:numPr>
+          <w:ilvl w:val="1"/>
+          <w:numId w:val="3"/>
+        </w:numPr>
+      </w:pPr>
+      <w:r>
+        <w:t xml:space="preserve">Its event-driven architecture makes Node.js suitable for applications handling many simultaneous connections. </w:t>
+      </w:r>
+    </w:p>
+    <w:p>
+      <w:pPr>
+        <w:numPr>
+          <w:ilvl w:val="0"/>
+          <w:numId w:val="3"/>
+        </w:numPr>
+      </w:pPr>
+      <w:r>
+        <w:rPr>
+          <w:b/>
+          <w:bCs/>
+        </w:rPr>
+        <w:lastRenderedPageBreak/>
+        <w:t>Huge package ecosystem</w:t>
+      </w:r>
+      <w:r>
+        <w:t xml:space="preserve"> </w:t>
+      </w:r>
+    </w:p>
+    <w:p>
+      <w:pPr>
+        <w:numPr>
+          <w:ilvl w:val="1"/>
+          <w:numId w:val="3"/>
+        </w:numPr>
+      </w:pPr>
+      <w:proofErr w:type="spellStart"/>
+      <w:r>
+        <w:rPr>
+          <w:b/>
+          <w:bCs/>
+        </w:rPr>
+        <w:t>npm</w:t>
+      </w:r>
+      <w:proofErr w:type="spellEnd"/>
+      <w:r>
+        <w:t xml:space="preserve"> provides thousands of ready-to-use packages.</w:t>
+      </w:r>
+    </w:p>
+    <w:p/>
+    <w:p/>
+    <w:p>
+      <w:r>
+        <w:t>Task 16:</w:t>
+      </w:r>
+    </w:p>
+    <w:p>
+      <w:r>
+        <w:t xml:space="preserve">What are Common and modern modulus in </w:t>
+      </w:r>
+      <w:proofErr w:type="gramStart"/>
+      <w:r>
+        <w:t>Nodejs ?</w:t>
+      </w:r>
+      <w:proofErr w:type="gramEnd"/>
+    </w:p>
+    <w:tbl>
+      <w:tblPr>
+        <w:tblW w:w="0" w:type="auto"/>
+        <w:tblCellSpacing w:w="15" w:type="dxa"/>
+        <w:tblCellMar>
+          <w:top w:w="15" w:type="dxa"/>
+          <w:left w:w="15" w:type="dxa"/>
+          <w:bottom w:w="15" w:type="dxa"/>
+          <w:right w:w="15" w:type="dxa"/>
+        </w:tblCellMar>
+        <w:tblLook w:val="04A0" w:firstRow="1" w:lastRow="0" w:firstColumn="1" w:lastColumn="0" w:noHBand="0" w:noVBand="1"/>
+      </w:tblPr>
+      <w:tblGrid>
+        <w:gridCol w:w="2958"/>
+        <w:gridCol w:w="3152"/>
+        <w:gridCol w:w="2916"/>
+      </w:tblGrid>
+      <w:tr>
+        <w:trPr>
+          <w:tblHeader/>
+          <w:tblCellSpacing w:w="15" w:type="dxa"/>
+        </w:trPr>
+        <w:tc>
+          <w:tcPr>
+            <w:tcW w:w="0" w:type="auto"/>
+            <w:vAlign w:val="center"/>
+            <w:hideMark/>
+          </w:tcPr>
+          <w:p>
+            <w:pPr>
+              <w:rPr>
+                <w:b/>
+                <w:bCs/>
+              </w:rPr>
+            </w:pPr>
+            <w:r>
+              <w:rPr>
+                <w:b/>
+                <w:bCs/>
+              </w:rPr>
+              <w:t>Feature</w:t>
+            </w:r>
+          </w:p>
+        </w:tc>
+        <w:tc>
+          <w:tcPr>
+            <w:tcW w:w="0" w:type="auto"/>
+            <w:vAlign w:val="center"/>
+            <w:hideMark/>
+          </w:tcPr>
+          <w:p>
+            <w:pPr>
+              <w:rPr>
+                <w:b/>
+                <w:bCs/>
+              </w:rPr>
+            </w:pPr>
+            <w:proofErr w:type="spellStart"/>
+            <w:r>
+              <w:rPr>
+                <w:b/>
+                <w:bCs/>
+              </w:rPr>
+              <w:t>CommonJS</w:t>
+            </w:r>
+            <w:proofErr w:type="spellEnd"/>
+            <w:r>
+              <w:rPr>
+                <w:b/>
+                <w:bCs/>
+              </w:rPr>
+              <w:t xml:space="preserve"> (CJS)</w:t>
+            </w:r>
+          </w:p>
+        </w:tc>
+        <w:tc>
+          <w:tcPr>
+            <w:tcW w:w="0" w:type="auto"/>
+            <w:vAlign w:val="center"/>
+            <w:hideMark/>
+          </w:tcPr>
+          <w:p>
+            <w:pPr>
+              <w:rPr>
+                <w:b/>
+                <w:bCs/>
+              </w:rPr>
+            </w:pPr>
+            <w:r>
+              <w:rPr>
+                <w:b/>
+                <w:bCs/>
+              </w:rPr>
+              <w:t>ES Modules (ESM)</w:t>
+            </w:r>
+          </w:p>
+        </w:tc>
+      </w:tr>
+      <w:tr>
+        <w:trPr>
+          <w:tblCellSpacing w:w="15" w:type="dxa"/>
+        </w:trPr>
+        <w:tc>
+          <w:tcPr>
+            <w:tcW w:w="0" w:type="auto"/>
+            <w:vAlign w:val="center"/>
+            <w:hideMark/>
+          </w:tcPr>
+          <w:p>
+            <w:r>
+              <w:t>Syntax</w:t>
+            </w:r>
+          </w:p>
+        </w:tc>
+        <w:tc>
+          <w:tcPr>
+            <w:tcW w:w="0" w:type="auto"/>
+            <w:vAlign w:val="center"/>
+            <w:hideMark/>
+          </w:tcPr>
+          <w:p>
+            <w:proofErr w:type="gramStart"/>
+            <w:r>
+              <w:t>require(</w:t>
+            </w:r>
+            <w:proofErr w:type="gramEnd"/>
+            <w:r>
+              <w:t xml:space="preserve">) / </w:t>
+            </w:r>
+            <w:proofErr w:type="spellStart"/>
+            <w:proofErr w:type="gramStart"/>
+            <w:r>
+              <w:t>module.exports</w:t>
+            </w:r>
+            <w:proofErr w:type="spellEnd"/>
+            <w:proofErr w:type="gramEnd"/>
+          </w:p>
+        </w:tc>
+        <w:tc>
+          <w:tcPr>
+            <w:tcW w:w="0" w:type="auto"/>
+            <w:vAlign w:val="center"/>
+            <w:hideMark/>
+          </w:tcPr>
+          <w:p>
+            <w:r>
+              <w:t>import / export</w:t>
+            </w:r>
+          </w:p>
+        </w:tc>
+      </w:tr>
+      <w:tr>
+        <w:trPr>
+          <w:tblCellSpacing w:w="15" w:type="dxa"/>
+        </w:trPr>
+        <w:tc>
+          <w:tcPr>
+            <w:tcW w:w="0" w:type="auto"/>
+            <w:vAlign w:val="center"/>
+            <w:hideMark/>
+          </w:tcPr>
+          <w:p>
+            <w:r>
+              <w:t>Introduced</w:t>
+            </w:r>
+          </w:p>
+        </w:tc>
+        <w:tc>
+          <w:tcPr>
+            <w:tcW w:w="0" w:type="auto"/>
+            <w:vAlign w:val="center"/>
+            <w:hideMark/>
+          </w:tcPr>
+          <w:p>
+            <w:r>
+              <w:t>Traditional Node.js module system</w:t>
+            </w:r>
+          </w:p>
+        </w:tc>
+        <w:tc>
+          <w:tcPr>
+            <w:tcW w:w="0" w:type="auto"/>
+            <w:vAlign w:val="center"/>
+            <w:hideMark/>
+          </w:tcPr>
+          <w:p>
+            <w:r>
+              <w:t>Modern JavaScript standard</w:t>
+            </w:r>
+          </w:p>
+        </w:tc>
+      </w:tr>
+      <w:tr>
+        <w:trPr>
+          <w:tblCellSpacing w:w="15" w:type="dxa"/>
+        </w:trPr>
+        <w:tc>
+          <w:tcPr>
+            <w:tcW w:w="0" w:type="auto"/>
+            <w:vAlign w:val="center"/>
+            <w:hideMark/>
+          </w:tcPr>
+          <w:p>
+            <w:r>
+              <w:t>File extension</w:t>
+            </w:r>
+          </w:p>
+        </w:tc>
+        <w:tc>
+          <w:tcPr>
+            <w:tcW w:w="0" w:type="auto"/>
+            <w:vAlign w:val="center"/>
+            <w:hideMark/>
+          </w:tcPr>
+          <w:p>
+            <w:r>
+              <w:t>.</w:t>
+            </w:r>
+            <w:proofErr w:type="spellStart"/>
+            <w:r>
+              <w:t>js</w:t>
+            </w:r>
+            <w:proofErr w:type="spellEnd"/>
+            <w:r>
+              <w:t xml:space="preserve"> commonly</w:t>
+            </w:r>
+          </w:p>
+        </w:tc>
+        <w:tc>
+          <w:tcPr>
+            <w:tcW w:w="0" w:type="auto"/>
+            <w:vAlign w:val="center"/>
+            <w:hideMark/>
+          </w:tcPr>
+          <w:p>
+            <w:proofErr w:type="gramStart"/>
+            <w:r>
+              <w:t>.</w:t>
+            </w:r>
+            <w:proofErr w:type="spellStart"/>
+            <w:r>
+              <w:t>mjs</w:t>
+            </w:r>
+            <w:proofErr w:type="spellEnd"/>
+            <w:proofErr w:type="gramEnd"/>
+            <w:r>
+              <w:t xml:space="preserve"> or .</w:t>
+            </w:r>
+            <w:proofErr w:type="spellStart"/>
+            <w:r>
+              <w:t>js</w:t>
+            </w:r>
+            <w:proofErr w:type="spellEnd"/>
+            <w:r>
+              <w:t xml:space="preserve"> with "type": "module"</w:t>
+            </w:r>
+          </w:p>
+        </w:tc>
+      </w:tr>
+      <w:tr>
+        <w:trPr>
+          <w:tblCellSpacing w:w="15" w:type="dxa"/>
+        </w:trPr>
+        <w:tc>
+          <w:tcPr>
+            <w:tcW w:w="0" w:type="auto"/>
+            <w:vAlign w:val="center"/>
+            <w:hideMark/>
+          </w:tcPr>
+          <w:p>
+            <w:r>
+              <w:t>Example</w:t>
+            </w:r>
+          </w:p>
+        </w:tc>
+        <w:tc>
+          <w:tcPr>
+            <w:tcW w:w="0" w:type="auto"/>
+            <w:vAlign w:val="center"/>
+            <w:hideMark/>
+          </w:tcPr>
+          <w:p>
+            <w:proofErr w:type="spellStart"/>
+            <w:r>
+              <w:t>const</w:t>
+            </w:r>
+            <w:proofErr w:type="spellEnd"/>
+            <w:r>
+              <w:t xml:space="preserve"> fs = require("fs")</w:t>
+            </w:r>
+          </w:p>
+        </w:tc>
+        <w:tc>
+          <w:tcPr>
+            <w:tcW w:w="0" w:type="auto"/>
+            <w:vAlign w:val="center"/>
+            <w:hideMark/>
+          </w:tcPr>
+          <w:p>
+            <w:r>
+              <w:t>import fs from "fs"</w:t>
+            </w:r>
+          </w:p>
+        </w:tc>
+      </w:tr>
+      <w:tr>
+        <w:trPr>
+          <w:tblCellSpacing w:w="15" w:type="dxa"/>
+        </w:trPr>
+        <w:tc>
+          <w:tcPr>
+            <w:tcW w:w="0" w:type="auto"/>
+            <w:vAlign w:val="center"/>
+            <w:hideMark/>
+          </w:tcPr>
+          <w:p>
+            <w:r>
+              <w:t>Recommended for new projects</w:t>
+            </w:r>
+          </w:p>
+        </w:tc>
+        <w:tc>
+          <w:tcPr>
+            <w:tcW w:w="0" w:type="auto"/>
+            <w:vAlign w:val="center"/>
+            <w:hideMark/>
+          </w:tcPr>
+          <w:p>
+            <w:r>
+              <w:t>Mainly for existing/legacy code</w:t>
+            </w:r>
+          </w:p>
+        </w:tc>
+        <w:tc>
+          <w:tcPr>
+            <w:tcW w:w="0" w:type="auto"/>
+            <w:vAlign w:val="center"/>
+            <w:hideMark/>
+          </w:tcPr>
+          <w:p>
+            <w:r>
+              <w:rPr>
+                <w:rFonts w:ascii="Segoe UI Emoji" w:hAnsi="Segoe UI Emoji" w:cs="Segoe UI Emoji"/>
+              </w:rPr>
+              <w:t>✅</w:t>
+            </w:r>
+            <w:r>
+              <w:t xml:space="preserve"> Preferred for modern projects</w:t>
+            </w:r>
+          </w:p>
+        </w:tc>
+      </w:tr>
+    </w:tbl>
+    <w:p/>
+    <w:p/>
     <w:sectPr>
       <w:pgSz w:w="11906" w:h="16838"/>
       <w:pgMar w:top="1440" w:right="1440" w:bottom="1440" w:left="1440" w:header="708" w:footer="708" w:gutter="0"/>
@@ -12087,6 +13032,123 @@
 <file path=word/numbering.xml><?xml version="1.0" encoding="utf-8"?>
 <w:numbering xmlns:wpc="http://schemas.microsoft.com/office/word/2010/wordprocessingCanvas" xmlns:cx="http://schemas.microsoft.com/office/drawing/2014/chartex" xmlns:cx1="http://schemas.microsoft.com/office/drawing/2015/9/8/chartex" xmlns:cx2="http://schemas.microsoft.com/office/drawing/2015/10/21/chartex" xmlns:cx3="http://schemas.microsoft.com/office/drawing/2016/5/9/chartex" xmlns:cx4="http://schemas.microsoft.com/office/drawing/2016/5/10/chartex" xmlns:cx5="http://schemas.microsoft.com/office/drawing/2016/5/11/chartex" xmlns:cx6="http://schemas.microsoft.com/office/drawing/2016/5/12/chartex" xmlns:cx7="http://schemas.microsoft.com/office/drawing/2016/5/13/chartex" xmlns:cx8="http://schemas.microsoft.com/office/drawing/2016/5/14/chartex" xmlns:mc="http://schemas.openxmlformats.org/markup-compatibility/2006" xmlns:aink="http://schemas.microsoft.com/office/drawing/2016/ink" xmlns:am3d="http://schemas.microsoft.com/office/drawing/2017/model3d" xmlns:o="urn:schemas-microsoft-com:office:office" xmlns:oel="http://schemas.microsoft.com/office/2019/extlst" xmlns:r="http://schemas.openxmlformats.org/officeDocument/2006/relationships" xmlns:m="http://schemas.openxmlformats.org/officeDocument/2006/math" xmlns:v="urn:schemas-microsoft-com:vml" xmlns:wp14="http://schemas.microsoft.com/office/word/2010/wordprocessingDrawing" xmlns:wp="http://schemas.openxmlformats.org/drawingml/2006/wordprocessingDrawing" xmlns:w10="urn:schemas-microsoft-com:office:word" xmlns:w="http://schemas.openxmlformats.org/wordprocessingml/2006/main" xmlns:w14="http://schemas.microsoft.com/office/word/2010/wordml" xmlns:w15="http://schemas.microsoft.com/office/word/2012/wordml" xmlns:w16cex="http://schemas.microsoft.com/office/word/2018/wordml/cex" xmlns:w16cid="http://schemas.microsoft.com/office/word/2016/wordml/cid" xmlns:w16="http://schemas.microsoft.com/office/word/2018/wordml" xmlns:w16du="http://schemas.microsoft.com/office/word/2023/wordml/word16du" xmlns:w16sdtdh="http://schemas.microsoft.com/office/word/2020/wordml/sdtdatahash" xmlns:w16sdtfl="http://schemas.microsoft.com/office/word/2024/wordml/sdtformatlock" xmlns:w16se="http://schemas.microsoft.com/office/word/2015/wordml/symex" xmlns:wpg="http://schemas.microsoft.com/office/word/2010/wordprocessingGroup" xmlns:wpi="http://schemas.microsoft.com/office/word/2010/wordprocessingInk" xmlns:wne="http://schemas.microsoft.com/office/word/2006/wordml" xmlns:wps="http://schemas.microsoft.com/office/word/2010/wordprocessingShape" mc:Ignorable="w14 w15 w16se w16cid w16 w16cex w16sdtdh w16sdtfl w16du wp14">
   <w:abstractNum w:abstractNumId="0" w15:restartNumberingAfterBreak="0">
+    <w:nsid w:val="02E775D6"/>
+    <w:multiLevelType w:val="multilevel"/>
+    <w:tmpl w:val="E1EA60F8"/>
+    <w:lvl w:ilvl="0">
+      <w:start w:val="1"/>
+      <w:numFmt w:val="decimal"/>
+      <w:lvlText w:val="%1."/>
+      <w:lvlJc w:val="left"/>
+      <w:pPr>
+        <w:tabs>
+          <w:tab w:val="num" w:pos="720"/>
+        </w:tabs>
+        <w:ind w:left="720" w:hanging="360"/>
+      </w:pPr>
+    </w:lvl>
+    <w:lvl w:ilvl="1">
+      <w:start w:val="1"/>
+      <w:numFmt w:val="bullet"/>
+      <w:lvlText w:val="o"/>
+      <w:lvlJc w:val="left"/>
+      <w:pPr>
+        <w:tabs>
+          <w:tab w:val="num" w:pos="1440"/>
+        </w:tabs>
+        <w:ind w:left="1440" w:hanging="360"/>
+      </w:pPr>
+      <w:rPr>
+        <w:rFonts w:ascii="Courier New" w:hAnsi="Courier New" w:hint="default"/>
+        <w:sz w:val="20"/>
+      </w:rPr>
+    </w:lvl>
+    <w:lvl w:ilvl="2" w:tentative="1">
+      <w:start w:val="1"/>
+      <w:numFmt w:val="decimal"/>
+      <w:lvlText w:val="%3."/>
+      <w:lvlJc w:val="left"/>
+      <w:pPr>
+        <w:tabs>
+          <w:tab w:val="num" w:pos="2160"/>
+        </w:tabs>
+        <w:ind w:left="2160" w:hanging="360"/>
+      </w:pPr>
+    </w:lvl>
+    <w:lvl w:ilvl="3" w:tentative="1">
+      <w:start w:val="1"/>
+      <w:numFmt w:val="decimal"/>
+      <w:lvlText w:val="%4."/>
+      <w:lvlJc w:val="left"/>
+      <w:pPr>
+        <w:tabs>
+          <w:tab w:val="num" w:pos="2880"/>
+        </w:tabs>
+        <w:ind w:left="2880" w:hanging="360"/>
+      </w:pPr>
+    </w:lvl>
+    <w:lvl w:ilvl="4" w:tentative="1">
+      <w:start w:val="1"/>
+      <w:numFmt w:val="decimal"/>
+      <w:lvlText w:val="%5."/>
+      <w:lvlJc w:val="left"/>
+      <w:pPr>
+        <w:tabs>
+          <w:tab w:val="num" w:pos="3600"/>
+        </w:tabs>
+        <w:ind w:left="3600" w:hanging="360"/>
+      </w:pPr>
+    </w:lvl>
+    <w:lvl w:ilvl="5" w:tentative="1">
+      <w:start w:val="1"/>
+      <w:numFmt w:val="decimal"/>
+      <w:lvlText w:val="%6."/>
+      <w:lvlJc w:val="left"/>
+      <w:pPr>
+        <w:tabs>
+          <w:tab w:val="num" w:pos="4320"/>
+        </w:tabs>
+        <w:ind w:left="4320" w:hanging="360"/>
+      </w:pPr>
+    </w:lvl>
+    <w:lvl w:ilvl="6" w:tentative="1">
+      <w:start w:val="1"/>
+      <w:numFmt w:val="decimal"/>
+      <w:lvlText w:val="%7."/>
+      <w:lvlJc w:val="left"/>
+      <w:pPr>
+        <w:tabs>
+          <w:tab w:val="num" w:pos="5040"/>
+        </w:tabs>
+        <w:ind w:left="5040" w:hanging="360"/>
+      </w:pPr>
+    </w:lvl>
+    <w:lvl w:ilvl="7" w:tentative="1">
+      <w:start w:val="1"/>
+      <w:numFmt w:val="decimal"/>
+      <w:lvlText w:val="%8."/>
+      <w:lvlJc w:val="left"/>
+      <w:pPr>
+        <w:tabs>
+          <w:tab w:val="num" w:pos="5760"/>
+        </w:tabs>
+        <w:ind w:left="5760" w:hanging="360"/>
+      </w:pPr>
+    </w:lvl>
+    <w:lvl w:ilvl="8" w:tentative="1">
+      <w:start w:val="1"/>
+      <w:numFmt w:val="decimal"/>
+      <w:lvlText w:val="%9."/>
+      <w:lvlJc w:val="left"/>
+      <w:pPr>
+        <w:tabs>
+          <w:tab w:val="num" w:pos="6480"/>
+        </w:tabs>
+        <w:ind w:left="6480" w:hanging="360"/>
+      </w:pPr>
+    </w:lvl>
+  </w:abstractNum>
+  <w:abstractNum w:abstractNumId="1" w15:restartNumberingAfterBreak="0">
     <w:nsid w:val="08B36641"/>
     <w:multiLevelType w:val="multilevel"/>
     <w:tmpl w:val="281C14A4"/>
@@ -12199,8 +13261,131 @@
       </w:pPr>
     </w:lvl>
   </w:abstractNum>
+  <w:abstractNum w:abstractNumId="2" w15:restartNumberingAfterBreak="0">
+    <w:nsid w:val="3F1F3AB5"/>
+    <w:multiLevelType w:val="multilevel"/>
+    <w:tmpl w:val="0390FDAC"/>
+    <w:lvl w:ilvl="0">
+      <w:start w:val="1"/>
+      <w:numFmt w:val="decimal"/>
+      <w:lvlText w:val="%1."/>
+      <w:lvlJc w:val="left"/>
+      <w:pPr>
+        <w:tabs>
+          <w:tab w:val="num" w:pos="720"/>
+        </w:tabs>
+        <w:ind w:left="720" w:hanging="360"/>
+      </w:pPr>
+    </w:lvl>
+    <w:lvl w:ilvl="1">
+      <w:start w:val="1"/>
+      <w:numFmt w:val="bullet"/>
+      <w:lvlText w:val="o"/>
+      <w:lvlJc w:val="left"/>
+      <w:pPr>
+        <w:tabs>
+          <w:tab w:val="num" w:pos="1440"/>
+        </w:tabs>
+        <w:ind w:left="1440" w:hanging="360"/>
+      </w:pPr>
+      <w:rPr>
+        <w:rFonts w:ascii="Courier New" w:hAnsi="Courier New" w:hint="default"/>
+        <w:sz w:val="20"/>
+      </w:rPr>
+    </w:lvl>
+    <w:lvl w:ilvl="2" w:tentative="1">
+      <w:start w:val="1"/>
+      <w:numFmt w:val="decimal"/>
+      <w:lvlText w:val="%3."/>
+      <w:lvlJc w:val="left"/>
+      <w:pPr>
+        <w:tabs>
+          <w:tab w:val="num" w:pos="2160"/>
+        </w:tabs>
+        <w:ind w:left="2160" w:hanging="360"/>
+      </w:pPr>
+    </w:lvl>
+    <w:lvl w:ilvl="3" w:tentative="1">
+      <w:start w:val="1"/>
+      <w:numFmt w:val="decimal"/>
+      <w:lvlText w:val="%4."/>
+      <w:lvlJc w:val="left"/>
+      <w:pPr>
+        <w:tabs>
+          <w:tab w:val="num" w:pos="2880"/>
+        </w:tabs>
+        <w:ind w:left="2880" w:hanging="360"/>
+      </w:pPr>
+    </w:lvl>
+    <w:lvl w:ilvl="4" w:tentative="1">
+      <w:start w:val="1"/>
+      <w:numFmt w:val="decimal"/>
+      <w:lvlText w:val="%5."/>
+      <w:lvlJc w:val="left"/>
+      <w:pPr>
+        <w:tabs>
+          <w:tab w:val="num" w:pos="3600"/>
+        </w:tabs>
+        <w:ind w:left="3600" w:hanging="360"/>
+      </w:pPr>
+    </w:lvl>
+    <w:lvl w:ilvl="5" w:tentative="1">
+      <w:start w:val="1"/>
+      <w:numFmt w:val="decimal"/>
+      <w:lvlText w:val="%6."/>
+      <w:lvlJc w:val="left"/>
+      <w:pPr>
+        <w:tabs>
+          <w:tab w:val="num" w:pos="4320"/>
+        </w:tabs>
+        <w:ind w:left="4320" w:hanging="360"/>
+      </w:pPr>
+    </w:lvl>
+    <w:lvl w:ilvl="6" w:tentative="1">
+      <w:start w:val="1"/>
+      <w:numFmt w:val="decimal"/>
+      <w:lvlText w:val="%7."/>
+      <w:lvlJc w:val="left"/>
+      <w:pPr>
+        <w:tabs>
+          <w:tab w:val="num" w:pos="5040"/>
+        </w:tabs>
+        <w:ind w:left="5040" w:hanging="360"/>
+      </w:pPr>
+    </w:lvl>
+    <w:lvl w:ilvl="7" w:tentative="1">
+      <w:start w:val="1"/>
+      <w:numFmt w:val="decimal"/>
+      <w:lvlText w:val="%8."/>
+      <w:lvlJc w:val="left"/>
+      <w:pPr>
+        <w:tabs>
+          <w:tab w:val="num" w:pos="5760"/>
+        </w:tabs>
+        <w:ind w:left="5760" w:hanging="360"/>
+      </w:pPr>
+    </w:lvl>
+    <w:lvl w:ilvl="8" w:tentative="1">
+      <w:start w:val="1"/>
+      <w:numFmt w:val="decimal"/>
+      <w:lvlText w:val="%9."/>
+      <w:lvlJc w:val="left"/>
+      <w:pPr>
+        <w:tabs>
+          <w:tab w:val="num" w:pos="6480"/>
+        </w:tabs>
+        <w:ind w:left="6480" w:hanging="360"/>
+      </w:pPr>
+    </w:lvl>
+  </w:abstractNum>
   <w:num w:numId="1" w16cid:durableId="503520481">
+    <w:abstractNumId w:val="1"/>
+  </w:num>
+  <w:num w:numId="2" w16cid:durableId="1166290307">
     <w:abstractNumId w:val="0"/>
+  </w:num>
+  <w:num w:numId="3" w16cid:durableId="601298897">
+    <w:abstractNumId w:val="2"/>
   </w:num>
 </w:numbering>
 </file>
